--- a/demo/arkaja-seci-rtc-tm-v/letters/word/SECI_RTC_TM_V_Format_7.1_Arkaja_Renewables_Private_Limited.docx
+++ b/demo/arkaja-seci-rtc-tm-v/letters/word/SECI_RTC_TM_V_Format_7.1_Arkaja_Renewables_Private_Limited.docx
@@ -609,15 +609,15 @@
                 <w:sz w:val="19"/>
                 <w:szCs w:val="19"/>
               </w:rPr>
-              <w:t xml:space="preserve">511</w:t>
-            </w:r>
-            <w:r>
-              <w:rPr>
-                <w:rFonts w:ascii="Times New Roman" w:hAnsi="Times New Roman" w:cs="Times New Roman"/>
-                <w:sz w:val="19"/>
-                <w:szCs w:val="19"/>
-              </w:rPr>
-              <w:t xml:space="preserve"> MW</w:t>
+              <w:t xml:space="preserve">523 MWac (732 MWp DC)</w:t>
+            </w:r>
+            <w:r>
+              <w:rPr>
+                <w:rFonts w:ascii="Times New Roman" w:hAnsi="Times New Roman" w:cs="Times New Roman"/>
+                <w:sz w:val="19"/>
+                <w:szCs w:val="19"/>
+              </w:rPr>
+              <w:t xml:space="preserve"/>
               <w:br/>
               <w:t xml:space="preserve">Wind power component: </w:t>
             </w:r>
@@ -627,7 +627,7 @@
                 <w:sz w:val="19"/>
                 <w:szCs w:val="19"/>
               </w:rPr>
-              <w:t xml:space="preserve">281</w:t>
+              <w:t xml:space="preserve">293</w:t>
             </w:r>
             <w:r>
               <w:rPr>
@@ -663,7 +663,7 @@
                 <w:sz w:val="19"/>
                 <w:szCs w:val="19"/>
               </w:rPr>
-              <w:t xml:space="preserve">422</w:t>
+              <w:t xml:space="preserve">423</w:t>
             </w:r>
             <w:r>
               <w:rPr>
@@ -679,7 +679,7 @@
                 <w:sz w:val="19"/>
                 <w:szCs w:val="19"/>
               </w:rPr>
-              <w:t xml:space="preserve">1686</w:t>
+              <w:t xml:space="preserve">1692</w:t>
             </w:r>
             <w:r>
               <w:rPr>
@@ -821,7 +821,7 @@
           <w:sz w:val="22"/>
           <w:szCs w:val="22"/>
         </w:rPr>
-        <w:t xml:space="preserve">INR 1,28,33,50,009</w:t>
+        <w:t xml:space="preserve">INR 1,31,31,14,577</w:t>
       </w:r>
       <w:r>
         <w:rPr>
